--- a/project_2_design_doc.docx
+++ b/project_2_design_doc.docx
@@ -24,7 +24,15 @@
     </w:p>
     <w:p>
       <w:r>
-        <w:t>In Topic 2, the input is a natural-language spec and a folder containing many RTL versions, where only one RTL is actually correct. Your output is a complete Verilog testbench, and the core success criterion is discrimination: the testbench should pass the correct RTL and fail the wrong ones under simulation with iverilog.</w:t>
+        <w:t xml:space="preserve">In Topic 2, the input is a natural-language spec and a folder containing many RTL versions, where only one RTL is </w:t>
+      </w:r>
+      <w:proofErr w:type="gramStart"/>
+      <w:r>
+        <w:t>actually correct</w:t>
+      </w:r>
+      <w:proofErr w:type="gramEnd"/>
+      <w:r>
+        <w:t>. Your output is a complete Verilog testbench, and the core success criterion is discrimination: the testbench should pass the correct RTL and fail the wrong ones under simulation with iverilog.</w:t>
       </w:r>
     </w:p>
     <w:p>
@@ -53,8 +61,13 @@
       </w:r>
     </w:p>
     <w:p>
-      <w:r>
-        <w:t>So for grading, your report should emphasize:</w:t>
+      <w:proofErr w:type="gramStart"/>
+      <w:r>
+        <w:t>So</w:t>
+      </w:r>
+      <w:proofErr w:type="gramEnd"/>
+      <w:r>
+        <w:t xml:space="preserve"> for grading, your report should emphasize:</w:t>
       </w:r>
     </w:p>
     <w:p>
@@ -189,8 +202,21 @@
           <w:numId w:val="2"/>
         </w:numPr>
       </w:pPr>
-      <w:r>
-        <w:t>Analyze which RTLs pass and fail; if many wrong RTLs still pass, identify uncovered behaviors and missing corner cases.</w:t>
+      <w:proofErr w:type="spellStart"/>
+      <w:r>
+        <w:t>Analyze</w:t>
+      </w:r>
+      <w:proofErr w:type="spellEnd"/>
+      <w:r>
+        <w:t xml:space="preserve"> which RTLs pass and fail; if many wrong RTLs still pass, identify uncovered </w:t>
+      </w:r>
+      <w:proofErr w:type="spellStart"/>
+      <w:r>
+        <w:t>behaviors</w:t>
+      </w:r>
+      <w:proofErr w:type="spellEnd"/>
+      <w:r>
+        <w:t xml:space="preserve"> and missing corner cases.</w:t>
       </w:r>
     </w:p>
     <w:p>
@@ -268,7 +294,15 @@
         </w:numPr>
       </w:pPr>
       <w:r>
-        <w:t>data/problem_x/spec.txt</w:t>
+        <w:t>data/</w:t>
+      </w:r>
+      <w:proofErr w:type="spellStart"/>
+      <w:r>
+        <w:t>problem_x</w:t>
+      </w:r>
+      <w:proofErr w:type="spellEnd"/>
+      <w:r>
+        <w:t>/spec.txt</w:t>
       </w:r>
     </w:p>
     <w:p>
@@ -279,8 +313,29 @@
         </w:numPr>
       </w:pPr>
       <w:r>
-        <w:t>data/problem_x/rtl/*.v</w:t>
-      </w:r>
+        <w:t>data/</w:t>
+      </w:r>
+      <w:proofErr w:type="spellStart"/>
+      <w:r>
+        <w:t>problem_x</w:t>
+      </w:r>
+      <w:proofErr w:type="spellEnd"/>
+      <w:r>
+        <w:t>/</w:t>
+      </w:r>
+      <w:proofErr w:type="spellStart"/>
+      <w:r>
+        <w:t>rtl</w:t>
+      </w:r>
+      <w:proofErr w:type="spellEnd"/>
+      <w:r>
+        <w:t>/</w:t>
+      </w:r>
+      <w:proofErr w:type="gramStart"/>
+      <w:r>
+        <w:t>*.v</w:t>
+      </w:r>
+      <w:proofErr w:type="gramEnd"/>
     </w:p>
     <w:p>
       <w:pPr>
@@ -333,8 +388,13 @@
           <w:numId w:val="3"/>
         </w:numPr>
       </w:pPr>
-      <w:r>
-        <w:t>report_assets/</w:t>
+      <w:proofErr w:type="spellStart"/>
+      <w:r>
+        <w:t>report_assets</w:t>
+      </w:r>
+      <w:proofErr w:type="spellEnd"/>
+      <w:r>
+        <w:t>/</w:t>
       </w:r>
     </w:p>
     <w:p>
@@ -457,7 +517,15 @@
         </w:numPr>
       </w:pPr>
       <w:r>
-        <w:t>running vvp,</w:t>
+        <w:t>running </w:t>
+      </w:r>
+      <w:proofErr w:type="spellStart"/>
+      <w:r>
+        <w:t>vvp</w:t>
+      </w:r>
+      <w:proofErr w:type="spellEnd"/>
+      <w:r>
+        <w:t>,</w:t>
       </w:r>
     </w:p>
     <w:p>
@@ -520,7 +588,15 @@
         </w:numPr>
       </w:pPr>
       <w:r>
-        <w:t>Spec analyzer agent:</w:t>
+        <w:t xml:space="preserve">Spec </w:t>
+      </w:r>
+      <w:proofErr w:type="spellStart"/>
+      <w:r>
+        <w:t>analyzer</w:t>
+      </w:r>
+      <w:proofErr w:type="spellEnd"/>
+      <w:r>
+        <w:t xml:space="preserve"> agent:</w:t>
       </w:r>
     </w:p>
     <w:p>
@@ -531,7 +607,23 @@
         </w:numPr>
       </w:pPr>
       <w:r>
-        <w:t>Extract DUT behavior into structured bullets or JSON, such as inputs, outputs, state behavior, reset rules, edge cases, and sample traces if available.</w:t>
+        <w:t xml:space="preserve">Extract DUT </w:t>
+      </w:r>
+      <w:proofErr w:type="spellStart"/>
+      <w:r>
+        <w:t>behavior</w:t>
+      </w:r>
+      <w:proofErr w:type="spellEnd"/>
+      <w:r>
+        <w:t xml:space="preserve"> into structured bullets or JSON, such as inputs, outputs, state </w:t>
+      </w:r>
+      <w:proofErr w:type="spellStart"/>
+      <w:r>
+        <w:t>behavior</w:t>
+      </w:r>
+      <w:proofErr w:type="spellEnd"/>
+      <w:r>
+        <w:t>, reset rules, edge cases, and sample traces if available.</w:t>
       </w:r>
     </w:p>
     <w:p>
@@ -553,7 +645,15 @@
         </w:numPr>
       </w:pPr>
       <w:r>
-        <w:t>Convert the extracted behavior into a test plan with categories like reset tests, directed functional tests, sequential pattern tests, random tests, and corner cases.</w:t>
+        <w:t xml:space="preserve">Convert the extracted </w:t>
+      </w:r>
+      <w:proofErr w:type="spellStart"/>
+      <w:r>
+        <w:t>behavior</w:t>
+      </w:r>
+      <w:proofErr w:type="spellEnd"/>
+      <w:r>
+        <w:t xml:space="preserve"> into a test plan with categories like reset tests, directed functional tests, sequential pattern tests, random tests, and corner cases.</w:t>
       </w:r>
     </w:p>
     <w:p>
@@ -608,7 +708,15 @@
         </w:numPr>
       </w:pPr>
       <w:r>
-        <w:t>Failure analyzer agent:</w:t>
+        <w:t xml:space="preserve">Failure </w:t>
+      </w:r>
+      <w:proofErr w:type="spellStart"/>
+      <w:r>
+        <w:t>analyzer</w:t>
+      </w:r>
+      <w:proofErr w:type="spellEnd"/>
+      <w:r>
+        <w:t xml:space="preserve"> agent:</w:t>
       </w:r>
     </w:p>
     <w:p>
@@ -619,7 +727,15 @@
         </w:numPr>
       </w:pPr>
       <w:r>
-        <w:t>Given which RTLs passed or failed, ask the LLM what behaviors are still not being distinguished.</w:t>
+        <w:t xml:space="preserve">Given which RTLs passed or failed, ask the LLM what </w:t>
+      </w:r>
+      <w:proofErr w:type="spellStart"/>
+      <w:r>
+        <w:t>behaviors</w:t>
+      </w:r>
+      <w:proofErr w:type="spellEnd"/>
+      <w:r>
+        <w:t xml:space="preserve"> are still not being distinguished.</w:t>
       </w:r>
     </w:p>
     <w:p>
@@ -641,12 +757,28 @@
         </w:numPr>
       </w:pPr>
       <w:r>
-        <w:t>Update the testbench to target uncovered behaviors and rerun.</w:t>
-      </w:r>
-    </w:p>
-    <w:p>
-      <w:r>
-        <w:t>That adapted flow is directly inspired by the template’s “generate-run-debug-repeat” pattern, but customized for verification rather than RTL synthesis.</w:t>
+        <w:t xml:space="preserve">Update the testbench to target uncovered </w:t>
+      </w:r>
+      <w:proofErr w:type="spellStart"/>
+      <w:r>
+        <w:t>behaviors</w:t>
+      </w:r>
+      <w:proofErr w:type="spellEnd"/>
+      <w:r>
+        <w:t xml:space="preserve"> and rerun.</w:t>
+      </w:r>
+    </w:p>
+    <w:p>
+      <w:r>
+        <w:t xml:space="preserve">That adapted flow is directly inspired by the template’s “generate-run-debug-repeat” </w:t>
+      </w:r>
+      <w:proofErr w:type="gramStart"/>
+      <w:r>
+        <w:t>pattern, but</w:t>
+      </w:r>
+      <w:proofErr w:type="gramEnd"/>
+      <w:r>
+        <w:t xml:space="preserve"> customized for verification rather than RTL synthesis.</w:t>
       </w:r>
     </w:p>
     <w:p>
@@ -716,7 +848,15 @@
         </w:numPr>
       </w:pPr>
       <w:r>
-        <w:t>sim_runner.py for iverilog/vvp execution.</w:t>
+        <w:t>sim_runner.py for iverilog/</w:t>
+      </w:r>
+      <w:proofErr w:type="spellStart"/>
+      <w:r>
+        <w:t>vvp</w:t>
+      </w:r>
+      <w:proofErr w:type="spellEnd"/>
+      <w:r>
+        <w:t xml:space="preserve"> execution.</w:t>
       </w:r>
     </w:p>
     <w:p>
@@ -796,7 +936,15 @@
         </w:numPr>
       </w:pPr>
       <w:r>
-        <w:t>Directed tests derived from the spec, because wrong RTLs often fail on edge behavior rather than obvious cases.</w:t>
+        <w:t xml:space="preserve">Directed tests derived from the spec, because wrong RTLs often fail on edge </w:t>
+      </w:r>
+      <w:proofErr w:type="spellStart"/>
+      <w:r>
+        <w:t>behavior</w:t>
+      </w:r>
+      <w:proofErr w:type="spellEnd"/>
+      <w:r>
+        <w:t xml:space="preserve"> rather than obvious cases.</w:t>
       </w:r>
     </w:p>
     <w:p>
@@ -1119,7 +1267,15 @@
           </w:tcPr>
           <w:p>
             <w:r>
-              <w:t>The provided template is already aligned with this workflow and it naturally supports repository-style iteration. </w:t>
+              <w:t xml:space="preserve">The provided template is already aligned with this </w:t>
+            </w:r>
+            <w:proofErr w:type="gramStart"/>
+            <w:r>
+              <w:t>workflow</w:t>
+            </w:r>
+            <w:proofErr w:type="gramEnd"/>
+            <w:r>
+              <w:t xml:space="preserve"> and it naturally supports repository-style iteration. </w:t>
             </w:r>
           </w:p>
         </w:tc>
@@ -1402,8 +1558,13 @@
             <w:hideMark/>
           </w:tcPr>
           <w:p>
+            <w:proofErr w:type="spellStart"/>
             <w:r>
-              <w:t>ChipNeMo-style domain adaptation</w:t>
+              <w:t>ChipNeMo</w:t>
+            </w:r>
+            <w:proofErr w:type="spellEnd"/>
+            <w:r>
+              <w:t>-style domain adaptation</w:t>
             </w:r>
           </w:p>
         </w:tc>
@@ -1523,7 +1684,15 @@
     </w:p>
     <w:p>
       <w:r>
-        <w:t>My final recommendation: use GPT through the ASU OpenAI account for the actual project deliverable, and optionally compare it against a local Qwen2.5-Coder model in one experiment to show research depth. That gives you both a practical success path and a strong report narrative.</w:t>
+        <w:t xml:space="preserve">My final recommendation: use GPT through the ASU OpenAI account for the actual project </w:t>
+      </w:r>
+      <w:proofErr w:type="gramStart"/>
+      <w:r>
+        <w:t>deliverable, and</w:t>
+      </w:r>
+      <w:proofErr w:type="gramEnd"/>
+      <w:r>
+        <w:t xml:space="preserve"> optionally compare it against a local Qwen2.5-Coder model in one experiment to show research depth. That gives you both a practical success path and a strong report narrative.</w:t>
       </w:r>
     </w:p>
     <w:p>
@@ -1566,7 +1735,15 @@
         </w:numPr>
       </w:pPr>
       <w:r>
-        <w:t>iverilog + vvp for compile/simulate.</w:t>
+        <w:t xml:space="preserve">iverilog + </w:t>
+      </w:r>
+      <w:proofErr w:type="spellStart"/>
+      <w:r>
+        <w:t>vvp</w:t>
+      </w:r>
+      <w:proofErr w:type="spellEnd"/>
+      <w:r>
+        <w:t xml:space="preserve"> for compile/simulate.</w:t>
       </w:r>
     </w:p>
     <w:p>
@@ -1816,7 +1993,6 @@
         </w:numPr>
       </w:pPr>
       <w:r>
-        <w:lastRenderedPageBreak/>
         <w:t>Run experiments across multiple visible problems.</w:t>
       </w:r>
     </w:p>
@@ -1827,8 +2003,13 @@
           <w:numId w:val="14"/>
         </w:numPr>
       </w:pPr>
-      <w:r>
-        <w:t>Analyze which classes of bugs your agent catches and misses.</w:t>
+      <w:proofErr w:type="spellStart"/>
+      <w:r>
+        <w:t>Analyze</w:t>
+      </w:r>
+      <w:proofErr w:type="spellEnd"/>
+      <w:r>
+        <w:t xml:space="preserve"> which classes of bugs your agent catches and misses.</w:t>
       </w:r>
     </w:p>
     <w:p>
@@ -1859,6 +2040,7 @@
     </w:p>
     <w:p>
       <w:r>
+        <w:lastRenderedPageBreak/>
         <w:t>Since this is research-oriented, do not submit only code. Run experiments like:</w:t>
       </w:r>
     </w:p>
@@ -2020,12 +2202,14 @@
         </w:numPr>
       </w:pPr>
       <w:hyperlink r:id="rId6" w:tgtFrame="_blank" w:history="1">
+        <w:proofErr w:type="spellStart"/>
         <w:r>
           <w:rPr>
             <w:rStyle w:val="Hyperlink"/>
           </w:rPr>
           <w:t>AutoBench</w:t>
         </w:r>
+        <w:proofErr w:type="spellEnd"/>
       </w:hyperlink>
       <w:r>
         <w:t>: introduces an LLM-based framework for automatic HDL testbench generation and evaluation, with a hybrid testbench structure and automated evaluation framework; it reports a 57% improvement in pass@1 over direct generation baselines and especially strong gains on sequential circuits.</w:t>
@@ -2039,30 +2223,46 @@
         </w:numPr>
       </w:pPr>
       <w:hyperlink r:id="rId7" w:tgtFrame="_blank" w:history="1">
+        <w:proofErr w:type="spellStart"/>
         <w:r>
           <w:rPr>
             <w:rStyle w:val="Hyperlink"/>
           </w:rPr>
-          <w:t>AutoBench code</w:t>
+          <w:t>AutoBench</w:t>
         </w:r>
-      </w:hyperlink>
-      <w:r>
-        <w:t>: open-source implementation, useful for understanding practical pipeline design and evaluation ideas.</w:t>
-      </w:r>
-    </w:p>
-    <w:p>
-      <w:pPr>
-        <w:numPr>
-          <w:ilvl w:val="0"/>
-          <w:numId w:val="17"/>
-        </w:numPr>
-      </w:pPr>
-      <w:hyperlink r:id="rId8" w:tgtFrame="_blank" w:history="1">
+        <w:proofErr w:type="spellEnd"/>
         <w:r>
           <w:rPr>
             <w:rStyle w:val="Hyperlink"/>
           </w:rPr>
-          <w:t>AutoBench ACM page</w:t>
+          <w:t xml:space="preserve"> code</w:t>
+        </w:r>
+      </w:hyperlink>
+      <w:r>
+        <w:t>: open-source implementation, useful for understanding practical pipeline design and evaluation ideas.</w:t>
+      </w:r>
+    </w:p>
+    <w:p>
+      <w:pPr>
+        <w:numPr>
+          <w:ilvl w:val="0"/>
+          <w:numId w:val="17"/>
+        </w:numPr>
+      </w:pPr>
+      <w:hyperlink r:id="rId8" w:tgtFrame="_blank" w:history="1">
+        <w:proofErr w:type="spellStart"/>
+        <w:r>
+          <w:rPr>
+            <w:rStyle w:val="Hyperlink"/>
+          </w:rPr>
+          <w:t>AutoBench</w:t>
+        </w:r>
+        <w:proofErr w:type="spellEnd"/>
+        <w:r>
+          <w:rPr>
+            <w:rStyle w:val="Hyperlink"/>
+          </w:rPr>
+          <w:t xml:space="preserve"> ACM page</w:t>
         </w:r>
       </w:hyperlink>
       <w:r>
@@ -2111,12 +2311,14 @@
         </w:numPr>
       </w:pPr>
       <w:hyperlink r:id="rId10" w:tgtFrame="_blank" w:history="1">
+        <w:proofErr w:type="spellStart"/>
         <w:r>
           <w:rPr>
             <w:rStyle w:val="Hyperlink"/>
           </w:rPr>
           <w:t>ChipNeMo</w:t>
         </w:r>
+        <w:proofErr w:type="spellEnd"/>
       </w:hyperlink>
       <w:r>
         <w:t>: shows that domain-adaptive tokenization, continued pretraining, instruction tuning, and retrieval can improve chip-design LLM performance substantially.</w:t>
@@ -2129,9 +2331,13 @@
           <w:numId w:val="18"/>
         </w:numPr>
       </w:pPr>
-      <w:r>
-        <w:lastRenderedPageBreak/>
-        <w:t>ChipNeMo NVIDIA summary: especially useful for arguing in your report that domain-specific adaptation matters in EDA workflows.</w:t>
+      <w:proofErr w:type="spellStart"/>
+      <w:r>
+        <w:t>ChipNeMo</w:t>
+      </w:r>
+      <w:proofErr w:type="spellEnd"/>
+      <w:r>
+        <w:t xml:space="preserve"> NVIDIA summary: especially useful for arguing in your report that domain-specific adaptation matters in EDA workflows.</w:t>
       </w:r>
     </w:p>
     <w:p>
@@ -2156,8 +2362,13 @@
           <w:numId w:val="19"/>
         </w:numPr>
       </w:pPr>
-      <w:r>
-        <w:t>ReAct, which your course handout lists as inspiration, is useful for designing a reason-act-observe loop where the model generates a testbench, runs simulation, reads logs, and revises.</w:t>
+      <w:proofErr w:type="spellStart"/>
+      <w:r>
+        <w:t>ReAct</w:t>
+      </w:r>
+      <w:proofErr w:type="spellEnd"/>
+      <w:r>
+        <w:t>, which your course handout lists as inspiration, is useful for designing a reason-act-observe loop where the model generates a testbench, runs simulation, reads logs, and revises.</w:t>
       </w:r>
     </w:p>
     <w:p>
@@ -2168,6 +2379,7 @@
         </w:numPr>
       </w:pPr>
       <w:r>
+        <w:lastRenderedPageBreak/>
         <w:t>Tree of Thoughts, also listed in the handout, can inspire branching prompt strategies when a generated testbench is too weak and you want multiple candidate fixes.</w:t>
       </w:r>
     </w:p>
@@ -2216,7 +2428,15 @@
         </w:numPr>
       </w:pPr>
       <w:r>
-        <w:t>The ICLAD problem PDF is important because it gives the concrete Google-track framing: implement generatetestbench, output a full testbench string, finish within five minutes, and use iverilog through Python subprocess.</w:t>
+        <w:t>The ICLAD problem PDF is important because it gives the concrete Google-track framing: implement </w:t>
+      </w:r>
+      <w:proofErr w:type="spellStart"/>
+      <w:r>
+        <w:t>generatetestbench</w:t>
+      </w:r>
+      <w:proofErr w:type="spellEnd"/>
+      <w:r>
+        <w:t>, output a full testbench string, finish within five minutes, and use iverilog through Python subprocess.</w:t>
       </w:r>
     </w:p>
     <w:p>
@@ -2241,7 +2461,15 @@
     </w:p>
     <w:p>
       <w:r>
-        <w:t>“We adapted a spec-to-RTL agent loop into a spec-to-testbench verification agent. The agent extracts requirements from a natural-language spec, generates a verification plan, writes a self-checking Verilog testbench, simulates it against all candidate RTLs, analyzes which incorrect implementations still pass, and iteratively strengthens the testbench until it best isolates the correct implementation.”</w:t>
+        <w:t xml:space="preserve">“We adapted a spec-to-RTL agent loop into a spec-to-testbench verification agent. The agent extracts requirements from a natural-language spec, generates a verification plan, writes a self-checking Verilog testbench, simulates it against all candidate RTLs, </w:t>
+      </w:r>
+      <w:proofErr w:type="spellStart"/>
+      <w:r>
+        <w:t>analyzes</w:t>
+      </w:r>
+      <w:proofErr w:type="spellEnd"/>
+      <w:r>
+        <w:t xml:space="preserve"> which incorrect implementations still pass, and iteratively strengthens the testbench until it best isolates the correct implementation.”</w:t>
       </w:r>
     </w:p>
     <w:p>
@@ -2379,7 +2607,6 @@
         </w:numPr>
       </w:pPr>
       <w:r>
-        <w:lastRenderedPageBreak/>
         <w:t>a </w:t>
       </w:r>
       <w:r>
@@ -2408,7 +2635,23 @@
           <w:b/>
           <w:bCs/>
         </w:rPr>
-        <w:t>draft report outline with paper-reading notes section</w:t>
+        <w:t xml:space="preserve">draft report </w:t>
+      </w:r>
+      <w:proofErr w:type="gramStart"/>
+      <w:r>
+        <w:rPr>
+          <w:b/>
+          <w:bCs/>
+        </w:rPr>
+        <w:t>outline</w:t>
+      </w:r>
+      <w:proofErr w:type="gramEnd"/>
+      <w:r>
+        <w:rPr>
+          <w:b/>
+          <w:bCs/>
+        </w:rPr>
+        <w:t xml:space="preserve"> with paper-reading notes section</w:t>
       </w:r>
       <w:r>
         <w:t>.</w:t>
